--- a/OSM数据下载工具_项目介绍书.docx
+++ b/OSM数据下载工具_项目介绍书.docx
@@ -25,12 +25,7 @@
         <w:jc w:val="center"/>
       </w:pPr>
       <w:r>
-        <w:rPr>
-          <w:rFonts w:ascii="Microsoft YaHei" w:hAnsi="Microsoft YaHei"/>
-          <w:color w:val="A78BFA"/>
-          <w:sz w:val="32"/>
-        </w:rPr>
-        <w:t>OSM Data Downloader v1.0</w:t>
+        <w:t>OSM Data Downloader v2.0</w:t>
       </w:r>
     </w:p>
     <w:p/>
@@ -251,12 +246,12 @@
         <w:pStyle w:val="Heading1"/>
       </w:pPr>
       <w:r>
-        <w:t>2. 数据覆盖范围</w:t>
+        <w:t>2. 数据覆盖范围（国内 + 国外）</w:t>
       </w:r>
     </w:p>
     <w:p>
       <w:r>
-        <w:t>本工具通过 Overpass API 查询 OpenStreetMap 全球数据库。OSM 是全世界最大的开放地理数据项目，数据由全球志愿者共同维护，中国区域数据覆盖良好，尤其在道路、建筑、土地利用方面。</w:t>
+        <w:t>本工具通过 Overpass API 查询 OpenStreetMap 全球数据库。OSM 是全世界最大的开放地理数据项目，数据由全球志愿者共同维护。v2.0 新增国外区域选择功能，内置 35 个国家共 158 个省/州/地区的边界框数据，无需联网即可快速定位。中国区域数据覆盖良好，尤其在道路、建筑、土地利用方面。</w:t>
       </w:r>
     </w:p>
     <w:p>
@@ -367,32 +362,32 @@
         <w:pStyle w:val="Heading2"/>
       </w:pPr>
       <w:r>
-        <w:t>2.3 覆盖策略</w:t>
+        <w:t>2.3 覆盖策略（国内 + 国外）</w:t>
       </w:r>
     </w:p>
     <w:p>
       <w:r>
-        <w:t>1. 省份级：选择目标省份 → 调整瓦片大小（建议 0.5°）→ 勾选需要的数据类型 → 开始下载</w:t>
+        <w:t>1. 国内省份级：选择省份 → 调整瓦片大小（建议 0.5°）→ 勾选需要的数据类型 → 开始下载</w:t>
       </w:r>
     </w:p>
     <w:p>
       <w:r>
-        <w:t>2. 城市级：搜索城市名 → 自动获取边界框 → 瓦片通常 1-4 个 → 下载速度快</w:t>
+        <w:t>2. 国内城市级：搜索城市名 → 自动获取边界框 → 瓦片通常 1-4 个 → 下载速度快</w:t>
       </w:r>
     </w:p>
     <w:p>
       <w:r>
-        <w:t>3. 区县级：搜索区县名 → 精确定位边界 → 小范围快速完成</w:t>
+        <w:t>3. 国外国家级：点击「国外」按钮 → 选择国家（35个）→ 自动填入国家级 bbox → 可进一步选择省/州 → 获得更精确范围</w:t>
       </w:r>
     </w:p>
     <w:p>
       <w:r>
-        <w:t>4. 按需选择：不需要的数据类型取消勾选即可，节省下载时间和存储空间</w:t>
+        <w:t>4. 国外省/州级：选中国家后，继续从级联下拉框选择省/州 → bbox 更新为更精确的省级边界</w:t>
       </w:r>
     </w:p>
     <w:p>
       <w:r>
-        <w:t>5. 注意：大范围下载（如全国、大省）建议分批次进行，Overpass API 为免费公共服务，请合理使用</w:t>
+        <w:t>5. 按需选择：不需要的数据类型取消勾选即可，节省下载时间和存储空间</w:t>
       </w:r>
     </w:p>
     <w:p>
@@ -408,7 +403,7 @@
         <w:pStyle w:val="ListBullet"/>
       </w:pPr>
       <w:r>
-        <w:t>省份快捷选择：内置中国 34 个省级行政区边界框数据，下拉即选，无需联网，秒出结果</w:t>
+        <w:t>国内省份快捷选择：内置中国 34 个省级行政区边界框数据，下拉即选，无需联网，秒出结果</w:t>
       </w:r>
     </w:p>
     <w:p>
@@ -424,7 +419,7 @@
         <w:pStyle w:val="ListBullet"/>
       </w:pPr>
       <w:r>
-        <w:t>边界框手动微调：支持手动修改南/北/西/东四角坐标，精确控制下载范围</w:t>
+        <w:t>国外国家/省州级联选择：35 个国家 + 158 个省/州/地区边界框。国内/国外一键切换，先选国家再选省/州，自动填入精确 bbox</w:t>
       </w:r>
     </w:p>
     <w:p>
@@ -721,7 +716,7 @@
         <w:pStyle w:val="Heading3"/>
       </w:pPr>
       <w:r>
-        <w:t>「区域选择」标签页</w:t>
+        <w:t>标签页顶部新增「国内/国外」切换按钮，一键切换区域选择模式。国内模式下拉选省份，国外模式先选国家再选省/州，级联联动。城市/区县搜索框支持搜索国外地名。边界框四角坐标可手动编辑，瓦片大小可选 0.25°/0.5°/1.0°/2.0°。</w:t>
       </w:r>
     </w:p>
     <w:p>
@@ -823,12 +818,12 @@
         <w:pStyle w:val="Heading2"/>
       </w:pPr>
       <w:r>
-        <w:t>7.1 省份快捷选择</w:t>
+        <w:t>7.1 国内省份快捷选择</w:t>
       </w:r>
     </w:p>
     <w:p>
       <w:r>
-        <w:t>工具内置了中国全部 34 个省级行政区的边界框数据（WGS84 坐标系），从下拉框中选择即可立即填入四角坐标。此操作完全本地执行，无需联网，即时响应。覆盖范围：23 省 + 4 直辖市 + 5 自治区 + 2 特别行政区。</w:t>
+        <w:t>国内模式下，工具内置了中国全部 34 个省级行政区的边界框数据（WGS84 坐标系），从下拉框中选择即可立即填入四角坐标。此操作完全本地执行，无需联网，即时响应。覆盖范围：23 省 + 4 直辖市 + 5 自治区 + 2 特别行政区。</w:t>
       </w:r>
     </w:p>
     <w:p>
@@ -849,22 +844,12 @@
         <w:pStyle w:val="Heading2"/>
       </w:pPr>
       <w:r>
-        <w:t>7.3 瓦片设置</w:t>
+        <w:t>7.3 国外国家/省州级联选择（v2.0 新增）</w:t>
       </w:r>
     </w:p>
     <w:p>
       <w:r>
-        <w:t>大区域下载时，系统自动将边界框切分为小瓦片，逐一查询后合并存入数据库。瓦片大小可选择：</w:t>
-        <w:br/>
-        <w:t xml:space="preserve">  0.25° — 最细粒度，单瓦片约 25km×28km，适合数据密集的城市核心区</w:t>
-        <w:br/>
-        <w:t xml:space="preserve">  0.5° — 推荐值，单瓦片约 50km×55km，平衡速度与稳定性</w:t>
-        <w:br/>
-        <w:t xml:space="preserve">  1.0° — 默认值，单瓦片约 100km×110km，适合一般省份</w:t>
-        <w:br/>
-        <w:t xml:space="preserve">  2.0° — 粗粒度，单瓦片约 200km×220km，仅适合数据稀疏地区</w:t>
-        <w:br/>
-        <w:t>区域越大建议用越大瓦片以控制总任务数，但单个瓦片数据量也会更大。界面会实时显示预计瓦片数量。</w:t>
+        <w:t>点击顶部的「国外」按钮切换到国外模式。首先从「国家」下拉框选择目标国家（共 35 个，涵盖亚洲、欧洲、北美洲、南美洲、大洋洲、非洲、中东等），系统自动填入国家级边界框。然后从「省/州」下拉框进一步选择省/州/地区（158 个），系统将 bbox 更新为更精确的省级范围。支持的国家包括：日本（9 都道府县）、韩国（6 道/市）、美国（10 州）、英国（4 构成国）、德国（6 州）、法国（6 大区）、意大利（5 大区）、西班牙（5 自治区）、加拿大（4 省）、澳大利亚（5 州）、巴西（6 州）、印度（6 邦）、泰国（5 府）、越南（5 省）、印尼（5 省）、俄罗斯（5 联邦主体）、阿联酋（3 酋长国）、马来西亚（6 州）、菲律宾（4 省）、新加坡、沙特阿拉伯（4 省）、土耳其（4 省）、墨西哥（4 州）、阿根廷（4 省）、南非（3 省）、埃及（4 省）、新西兰（4 地区）、荷兰（3 省）、瑞士（4 州）、瑞典（3 省）、葡萄牙（3 区）、波兰（3 省）、希腊（3 地区）、比利时（3 省）、奥地利（3 州）</w:t>
       </w:r>
     </w:p>
     <w:p>
@@ -1334,7 +1319,7 @@
         <w:pStyle w:val="ListBullet"/>
       </w:pPr>
       <w:r>
-        <w:t>pyshp (纯 Python Shapefile 读写)</w:t>
+        <w:t>PyInstaller (exe 打包，单文件 24 MB) — v2.0</w:t>
       </w:r>
     </w:p>
     <w:p>
